--- a/README.docx
+++ b/README.docx
@@ -1,6 +1,6 @@
 
 <file path=word/document.xml><?xml version="1.0" encoding="utf-8"?>
-<w:document xmlns:wpc="http://schemas.microsoft.com/office/word/2010/wordprocessingCanvas" xmlns:cx="http://schemas.microsoft.com/office/drawing/2014/chartex" xmlns:cx1="http://schemas.microsoft.com/office/drawing/2015/9/8/chartex" xmlns:cx2="http://schemas.microsoft.com/office/drawing/2015/10/21/chartex" xmlns:cx3="http://schemas.microsoft.com/office/drawing/2016/5/9/chartex" xmlns:cx4="http://schemas.microsoft.com/office/drawing/2016/5/10/chartex" xmlns:cx5="http://schemas.microsoft.com/office/drawing/2016/5/11/chartex" xmlns:cx6="http://schemas.microsoft.com/office/drawing/2016/5/12/chartex" xmlns:cx7="http://schemas.microsoft.com/office/drawing/2016/5/13/chartex" xmlns:cx8="http://schemas.microsoft.com/office/drawing/2016/5/14/chartex" xmlns:mc="http://schemas.openxmlformats.org/markup-compatibility/2006" xmlns:aink="http://schemas.microsoft.com/office/drawing/2016/ink" xmlns:am3d="http://schemas.microsoft.com/office/drawing/2017/model3d" xmlns:o="urn:schemas-microsoft-com:office:office" xmlns:oel="http://schemas.microsoft.com/office/2019/extlst" xmlns:r="http://schemas.openxmlformats.org/officeDocument/2006/relationships" xmlns:m="http://schemas.openxmlformats.org/officeDocument/2006/math" xmlns:v="urn:schemas-microsoft-com:vml" xmlns:wp14="http://schemas.microsoft.com/office/word/2010/wordprocessingDrawing" xmlns:wp="http://schemas.openxmlformats.org/drawingml/2006/wordprocessingDrawing" xmlns:w10="urn:schemas-microsoft-com:office:word" xmlns:w="http://schemas.openxmlformats.org/wordprocessingml/2006/main" xmlns:w14="http://schemas.microsoft.com/office/word/2010/wordml" xmlns:w15="http://schemas.microsoft.com/office/word/2012/wordml" xmlns:w16cex="http://schemas.microsoft.com/office/word/2018/wordml/cex" xmlns:w16cid="http://schemas.microsoft.com/office/word/2016/wordml/cid" xmlns:w16="http://schemas.microsoft.com/office/word/2018/wordml" xmlns:w16sdtdh="http://schemas.microsoft.com/office/word/2020/wordml/sdtdatahash" xmlns:w16se="http://schemas.microsoft.com/office/word/2015/wordml/symex" xmlns:wpg="http://schemas.microsoft.com/office/word/2010/wordprocessingGroup" xmlns:wpi="http://schemas.microsoft.com/office/word/2010/wordprocessingInk" xmlns:wne="http://schemas.microsoft.com/office/word/2006/wordml" xmlns:wps="http://schemas.microsoft.com/office/word/2010/wordprocessingShape" mc:Ignorable="w14 w15 w16se w16cid w16 w16cex w16sdtdh wp14">
+<w:document xmlns:wpc="http://schemas.microsoft.com/office/word/2010/wordprocessingCanvas" xmlns:cx="http://schemas.microsoft.com/office/drawing/2014/chartex" xmlns:cx1="http://schemas.microsoft.com/office/drawing/2015/9/8/chartex" xmlns:cx2="http://schemas.microsoft.com/office/drawing/2015/10/21/chartex" xmlns:cx3="http://schemas.microsoft.com/office/drawing/2016/5/9/chartex" xmlns:cx4="http://schemas.microsoft.com/office/drawing/2016/5/10/chartex" xmlns:cx5="http://schemas.microsoft.com/office/drawing/2016/5/11/chartex" xmlns:cx6="http://schemas.microsoft.com/office/drawing/2016/5/12/chartex" xmlns:cx7="http://schemas.microsoft.com/office/drawing/2016/5/13/chartex" xmlns:cx8="http://schemas.microsoft.com/office/drawing/2016/5/14/chartex" xmlns:mc="http://schemas.openxmlformats.org/markup-compatibility/2006" xmlns:aink="http://schemas.microsoft.com/office/drawing/2016/ink" xmlns:am3d="http://schemas.microsoft.com/office/drawing/2017/model3d" xmlns:o="urn:schemas-microsoft-com:office:office" xmlns:oel="http://schemas.microsoft.com/office/2019/extlst" xmlns:r="http://schemas.openxmlformats.org/officeDocument/2006/relationships" xmlns:m="http://schemas.openxmlformats.org/officeDocument/2006/math" xmlns:v="urn:schemas-microsoft-com:vml" xmlns:wp14="http://schemas.microsoft.com/office/word/2010/wordprocessingDrawing" xmlns:wp="http://schemas.openxmlformats.org/drawingml/2006/wordprocessingDrawing" xmlns:w10="urn:schemas-microsoft-com:office:word" xmlns:w="http://schemas.openxmlformats.org/wordprocessingml/2006/main" xmlns:w14="http://schemas.microsoft.com/office/word/2010/wordml" xmlns:w15="http://schemas.microsoft.com/office/word/2012/wordml" xmlns:w16cex="http://schemas.microsoft.com/office/word/2018/wordml/cex" xmlns:w16cid="http://schemas.microsoft.com/office/word/2016/wordml/cid" xmlns:w16="http://schemas.microsoft.com/office/word/2018/wordml" xmlns:w16du="http://schemas.microsoft.com/office/word/2023/wordml/word16du" xmlns:w16sdtdh="http://schemas.microsoft.com/office/word/2020/wordml/sdtdatahash" xmlns:w16sdtfl="http://schemas.microsoft.com/office/word/2024/wordml/sdtformatlock" xmlns:w16se="http://schemas.microsoft.com/office/word/2015/wordml/symex" xmlns:wpg="http://schemas.microsoft.com/office/word/2010/wordprocessingGroup" xmlns:wpi="http://schemas.microsoft.com/office/word/2010/wordprocessingInk" xmlns:wne="http://schemas.microsoft.com/office/word/2006/wordml" xmlns:wps="http://schemas.microsoft.com/office/word/2010/wordprocessingShape" mc:Ignorable="w14 w15 w16se w16cid w16 w16cex w16sdtdh w16sdtfl w16du wp14">
   <w:body>
     <w:p>
       <w:pPr>
@@ -127,19 +127,18 @@
       </w:r>
       <w:r>
         <w:rPr>
-          <w:rFonts w:cstheme="minorHAnsi" w:hint="cs"/>
+          <w:rFonts w:cstheme="minorHAnsi"/>
           <w:b/>
           <w:bCs/>
           <w:sz w:val="24"/>
           <w:szCs w:val="24"/>
           <w:u w:val="single"/>
-          <w:rtl/>
-        </w:rPr>
-        <w:t>,</w:t>
-      </w:r>
-      <w:r>
-        <w:rPr>
-          <w:rFonts w:cstheme="minorHAnsi"/>
+        </w:rPr>
+        <w:t xml:space="preserve"> </w:t>
+      </w:r>
+      <w:r>
+        <w:rPr>
+          <w:rFonts w:cstheme="minorHAnsi" w:hint="cs"/>
           <w:b/>
           <w:bCs/>
           <w:sz w:val="24"/>
@@ -147,7 +146,7 @@
           <w:u w:val="single"/>
           <w:rtl/>
         </w:rPr>
-        <w:t xml:space="preserve"> ת"ז: </w:t>
+        <w:t>ו</w:t>
       </w:r>
       <w:r>
         <w:rPr>
@@ -159,67 +158,7 @@
           <w:u w:val="single"/>
           <w:rtl/>
         </w:rPr>
-        <w:t>213005234</w:t>
-      </w:r>
-      <w:r>
-        <w:rPr>
-          <w:rFonts w:cstheme="minorHAnsi"/>
-          <w:b/>
-          <w:bCs/>
-          <w:sz w:val="24"/>
-          <w:szCs w:val="24"/>
-          <w:u w:val="single"/>
-          <w:rtl/>
-        </w:rPr>
-        <w:t xml:space="preserve">  </w:t>
-      </w:r>
-      <w:r>
-        <w:rPr>
-          <w:rFonts w:cstheme="minorHAnsi" w:hint="cs"/>
-          <w:b/>
-          <w:bCs/>
-          <w:sz w:val="24"/>
-          <w:szCs w:val="24"/>
-          <w:u w:val="single"/>
-          <w:rtl/>
-        </w:rPr>
-        <w:t>ו</w:t>
-      </w:r>
-      <w:r>
-        <w:rPr>
-          <w:rFonts w:cstheme="minorHAnsi" w:hint="cs"/>
-          <w:b/>
-          <w:bCs/>
-          <w:sz w:val="24"/>
-          <w:szCs w:val="24"/>
-          <w:u w:val="single"/>
-          <w:rtl/>
-        </w:rPr>
         <w:t>אופק אלון</w:t>
-      </w:r>
-      <w:r>
-        <w:rPr>
-          <w:rFonts w:cstheme="minorHAnsi" w:hint="cs"/>
-          <w:b/>
-          <w:bCs/>
-          <w:sz w:val="24"/>
-          <w:szCs w:val="24"/>
-          <w:u w:val="single"/>
-          <w:rtl/>
-        </w:rPr>
-        <w:t xml:space="preserve">, </w:t>
-      </w:r>
-      <w:r>
-        <w:rPr>
-          <w:rFonts w:cstheme="minorHAnsi" w:hint="cs"/>
-          <w:b/>
-          <w:bCs/>
-          <w:sz w:val="24"/>
-          <w:szCs w:val="24"/>
-          <w:u w:val="single"/>
-          <w:rtl/>
-        </w:rPr>
-        <w:t>ת"ז: 209625896</w:t>
       </w:r>
     </w:p>
     <w:p>
@@ -869,17 +808,7 @@
           <w:u w:val="single"/>
           <w:rtl/>
         </w:rPr>
-        <w:t xml:space="preserve"> ו</w:t>
-      </w:r>
-      <w:r>
-        <w:rPr>
-          <w:rFonts w:cstheme="minorHAnsi" w:hint="cs"/>
-          <w:b/>
-          <w:bCs/>
-          <w:u w:val="single"/>
-          <w:rtl/>
-        </w:rPr>
-        <w:t xml:space="preserve">תיכון </w:t>
+        <w:t xml:space="preserve"> ותיכון </w:t>
       </w:r>
       <w:r>
         <w:rPr>
@@ -916,7 +845,6 @@
           <w:u w:val="single"/>
         </w:rPr>
       </w:pPr>
-      <w:proofErr w:type="spellStart"/>
       <w:r>
         <w:rPr>
           <w:rFonts w:cstheme="minorHAnsi" w:hint="cs"/>
@@ -927,23 +855,8 @@
         <w:rPr>
           <w:rFonts w:cstheme="minorHAnsi"/>
         </w:rPr>
-        <w:t>ift.h</w:t>
-      </w:r>
-      <w:proofErr w:type="spellEnd"/>
-      <w:r>
-        <w:rPr>
-          <w:rFonts w:cstheme="minorHAnsi"/>
-        </w:rPr>
-        <w:t>/</w:t>
-      </w:r>
-      <w:proofErr w:type="spellStart"/>
-      <w:r>
-        <w:rPr>
-          <w:rFonts w:cstheme="minorHAnsi"/>
-        </w:rPr>
-        <w:t>cpp</w:t>
-      </w:r>
-      <w:proofErr w:type="spellEnd"/>
+        <w:t>ift.h/cpp</w:t>
+      </w:r>
       <w:r>
         <w:rPr>
           <w:rFonts w:cstheme="minorHAnsi" w:hint="cs"/>
@@ -981,28 +894,12 @@
           <w:u w:val="single"/>
         </w:rPr>
       </w:pPr>
-      <w:proofErr w:type="spellStart"/>
-      <w:r>
-        <w:rPr>
-          <w:rFonts w:cstheme="minorHAnsi"/>
-        </w:rPr>
-        <w:t>AddTimeGift.h</w:t>
-      </w:r>
-      <w:proofErr w:type="spellEnd"/>
-      <w:r>
-        <w:rPr>
-          <w:rFonts w:cstheme="minorHAnsi"/>
-        </w:rPr>
-        <w:t>/</w:t>
-      </w:r>
-      <w:proofErr w:type="spellStart"/>
-      <w:r>
-        <w:rPr>
-          <w:rFonts w:cstheme="minorHAnsi"/>
-        </w:rPr>
-        <w:t>cpp</w:t>
-      </w:r>
-      <w:proofErr w:type="spellEnd"/>
+      <w:r>
+        <w:rPr>
+          <w:rFonts w:cstheme="minorHAnsi"/>
+        </w:rPr>
+        <w:t>AddTimeGift.h/cpp</w:t>
+      </w:r>
       <w:r>
         <w:rPr>
           <w:rFonts w:cstheme="minorHAnsi" w:hint="cs"/>
@@ -1040,40 +937,12 @@
           <w:u w:val="single"/>
         </w:rPr>
       </w:pPr>
-      <w:proofErr w:type="spellStart"/>
-      <w:r>
-        <w:rPr>
-          <w:rFonts w:cstheme="minorHAnsi"/>
-        </w:rPr>
-        <w:t>Add</w:t>
-      </w:r>
-      <w:r>
-        <w:rPr>
-          <w:rFonts w:cstheme="minorHAnsi"/>
-        </w:rPr>
-        <w:t>Life</w:t>
-      </w:r>
-      <w:r>
-        <w:rPr>
-          <w:rFonts w:cstheme="minorHAnsi"/>
-        </w:rPr>
-        <w:t>Gift.h</w:t>
-      </w:r>
-      <w:proofErr w:type="spellEnd"/>
-      <w:r>
-        <w:rPr>
-          <w:rFonts w:cstheme="minorHAnsi"/>
-        </w:rPr>
-        <w:t>/</w:t>
-      </w:r>
-      <w:proofErr w:type="spellStart"/>
-      <w:r>
-        <w:rPr>
-          <w:rFonts w:cstheme="minorHAnsi"/>
-        </w:rPr>
-        <w:t>cpp</w:t>
-      </w:r>
-      <w:proofErr w:type="spellEnd"/>
+      <w:r>
+        <w:rPr>
+          <w:rFonts w:cstheme="minorHAnsi"/>
+        </w:rPr>
+        <w:t>AddLifeGift.h/cpp</w:t>
+      </w:r>
       <w:r>
         <w:rPr>
           <w:rFonts w:cstheme="minorHAnsi" w:hint="cs"/>
@@ -1108,21 +977,7 @@
           <w:rFonts w:cstheme="minorHAnsi" w:hint="cs"/>
           <w:rtl/>
         </w:rPr>
-        <w:t xml:space="preserve"> משחק לע</w:t>
-      </w:r>
-      <w:r>
-        <w:rPr>
-          <w:rFonts w:cstheme="minorHAnsi" w:hint="cs"/>
-          <w:rtl/>
-        </w:rPr>
-        <w:t>כ</w:t>
-      </w:r>
-      <w:r>
-        <w:rPr>
-          <w:rFonts w:cstheme="minorHAnsi" w:hint="cs"/>
-          <w:rtl/>
-        </w:rPr>
-        <w:t>בר.</w:t>
+        <w:t xml:space="preserve"> משחק לעכבר.</w:t>
       </w:r>
     </w:p>
     <w:p>
@@ -1140,7 +995,6 @@
           <w:u w:val="single"/>
         </w:rPr>
       </w:pPr>
-      <w:proofErr w:type="spellStart"/>
       <w:r>
         <w:rPr>
           <w:rFonts w:cstheme="minorHAnsi" w:hint="cs"/>
@@ -1151,29 +1005,8 @@
         <w:rPr>
           <w:rFonts w:cstheme="minorHAnsi"/>
         </w:rPr>
-        <w:t>illCat</w:t>
-      </w:r>
-      <w:r>
-        <w:rPr>
-          <w:rFonts w:cstheme="minorHAnsi"/>
-        </w:rPr>
-        <w:t>Gift.h</w:t>
-      </w:r>
-      <w:proofErr w:type="spellEnd"/>
-      <w:r>
-        <w:rPr>
-          <w:rFonts w:cstheme="minorHAnsi"/>
-        </w:rPr>
-        <w:t>/</w:t>
-      </w:r>
-      <w:proofErr w:type="spellStart"/>
-      <w:r>
-        <w:rPr>
-          <w:rFonts w:cstheme="minorHAnsi"/>
-        </w:rPr>
-        <w:t>cpp</w:t>
-      </w:r>
-      <w:proofErr w:type="spellEnd"/>
+        <w:t>illCatGift.h/cpp</w:t>
+      </w:r>
       <w:r>
         <w:rPr>
           <w:rFonts w:cstheme="minorHAnsi" w:hint="cs"/>
@@ -1193,35 +1026,7 @@
           <w:rFonts w:cstheme="minorHAnsi" w:hint="cs"/>
           <w:rtl/>
         </w:rPr>
-        <w:t xml:space="preserve"> מכיל את המחלקה של מתנה ה</w:t>
-      </w:r>
-      <w:r>
-        <w:rPr>
-          <w:rFonts w:cstheme="minorHAnsi" w:hint="cs"/>
-          <w:rtl/>
-        </w:rPr>
-        <w:t>הורגת</w:t>
-      </w:r>
-      <w:r>
-        <w:rPr>
-          <w:rFonts w:cstheme="minorHAnsi" w:hint="cs"/>
-          <w:rtl/>
-        </w:rPr>
-        <w:t xml:space="preserve"> </w:t>
-      </w:r>
-      <w:r>
-        <w:rPr>
-          <w:rFonts w:cstheme="minorHAnsi" w:hint="cs"/>
-          <w:rtl/>
-        </w:rPr>
-        <w:t>חתול</w:t>
-      </w:r>
-      <w:r>
-        <w:rPr>
-          <w:rFonts w:cstheme="minorHAnsi" w:hint="cs"/>
-          <w:rtl/>
-        </w:rPr>
-        <w:t>.</w:t>
+        <w:t xml:space="preserve"> מכיל את המחלקה של מתנה ההורגת חתול.</w:t>
       </w:r>
     </w:p>
     <w:p>
@@ -1239,34 +1044,12 @@
           <w:u w:val="single"/>
         </w:rPr>
       </w:pPr>
-      <w:proofErr w:type="spellStart"/>
-      <w:r>
-        <w:rPr>
-          <w:rFonts w:cstheme="minorHAnsi"/>
-        </w:rPr>
-        <w:t>FreezeCatGift</w:t>
-      </w:r>
-      <w:r>
-        <w:rPr>
-          <w:rFonts w:cstheme="minorHAnsi"/>
-        </w:rPr>
-        <w:t>.h</w:t>
-      </w:r>
-      <w:proofErr w:type="spellEnd"/>
-      <w:r>
-        <w:rPr>
-          <w:rFonts w:cstheme="minorHAnsi"/>
-        </w:rPr>
-        <w:t>/</w:t>
-      </w:r>
-      <w:proofErr w:type="spellStart"/>
-      <w:r>
-        <w:rPr>
-          <w:rFonts w:cstheme="minorHAnsi"/>
-        </w:rPr>
-        <w:t>cpp</w:t>
-      </w:r>
-      <w:proofErr w:type="spellEnd"/>
+      <w:r>
+        <w:rPr>
+          <w:rFonts w:cstheme="minorHAnsi"/>
+        </w:rPr>
+        <w:t>FreezeCatGift.h/cpp</w:t>
+      </w:r>
       <w:r>
         <w:rPr>
           <w:rFonts w:cstheme="minorHAnsi" w:hint="cs"/>
@@ -1286,21 +1069,7 @@
           <w:rFonts w:cstheme="minorHAnsi" w:hint="cs"/>
           <w:rtl/>
         </w:rPr>
-        <w:t xml:space="preserve"> מכיל את המחלקה של מתנה </w:t>
-      </w:r>
-      <w:r>
-        <w:rPr>
-          <w:rFonts w:cstheme="minorHAnsi" w:hint="cs"/>
-          <w:rtl/>
-        </w:rPr>
-        <w:t>המקפיאה את החתולים</w:t>
-      </w:r>
-      <w:r>
-        <w:rPr>
-          <w:rFonts w:cstheme="minorHAnsi" w:hint="cs"/>
-          <w:rtl/>
-        </w:rPr>
-        <w:t>.</w:t>
+        <w:t xml:space="preserve"> מכיל את המחלקה של מתנה המקפיאה את החתולים.</w:t>
       </w:r>
     </w:p>
     <w:p>
@@ -1318,7 +1087,6 @@
           <w:u w:val="single"/>
         </w:rPr>
       </w:pPr>
-      <w:proofErr w:type="spellStart"/>
       <w:r>
         <w:rPr>
           <w:rFonts w:cstheme="minorHAnsi"/>
@@ -1329,23 +1097,14 @@
         <w:rPr>
           <w:rFonts w:cstheme="minorHAnsi"/>
         </w:rPr>
-        <w:t>h</w:t>
-      </w:r>
-      <w:proofErr w:type="spellEnd"/>
-      <w:r>
-        <w:rPr>
-          <w:rFonts w:cstheme="minorHAnsi"/>
-        </w:rPr>
-        <w:t>/</w:t>
-      </w:r>
-      <w:proofErr w:type="spellStart"/>
+        <w:t>h/</w:t>
+      </w:r>
       <w:r>
         <w:rPr>
           <w:rFonts w:cstheme="minorHAnsi"/>
         </w:rPr>
         <w:t>cpp</w:t>
       </w:r>
-      <w:proofErr w:type="spellEnd"/>
       <w:r>
         <w:rPr>
           <w:rFonts w:cstheme="minorHAnsi" w:hint="cs"/>
@@ -1406,28 +1165,12 @@
           <w:u w:val="single"/>
         </w:rPr>
       </w:pPr>
-      <w:proofErr w:type="spellStart"/>
-      <w:r>
-        <w:rPr>
-          <w:rFonts w:cstheme="minorHAnsi"/>
-        </w:rPr>
-        <w:t>Button.h</w:t>
-      </w:r>
-      <w:proofErr w:type="spellEnd"/>
-      <w:r>
-        <w:rPr>
-          <w:rFonts w:cstheme="minorHAnsi"/>
-        </w:rPr>
-        <w:t>/</w:t>
-      </w:r>
-      <w:proofErr w:type="spellStart"/>
-      <w:r>
-        <w:rPr>
-          <w:rFonts w:cstheme="minorHAnsi"/>
-        </w:rPr>
-        <w:t>cpp</w:t>
-      </w:r>
-      <w:proofErr w:type="spellEnd"/>
+      <w:r>
+        <w:rPr>
+          <w:rFonts w:cstheme="minorHAnsi"/>
+        </w:rPr>
+        <w:t>Button.h/cpp</w:t>
+      </w:r>
       <w:r>
         <w:rPr>
           <w:rFonts w:cstheme="minorHAnsi" w:hint="cs"/>
@@ -1468,28 +1211,18 @@
           <w:u w:val="single"/>
         </w:rPr>
       </w:pPr>
-      <w:proofErr w:type="spellStart"/>
       <w:r>
         <w:rPr>
           <w:rFonts w:cstheme="minorHAnsi"/>
         </w:rPr>
         <w:t>Cat.h</w:t>
       </w:r>
-      <w:proofErr w:type="spellEnd"/>
-      <w:r>
-        <w:rPr>
-          <w:rFonts w:cstheme="minorHAnsi"/>
-        </w:rPr>
-        <w:t>/</w:t>
-      </w:r>
-      <w:proofErr w:type="spellStart"/>
-      <w:r>
-        <w:rPr>
-          <w:rFonts w:cstheme="minorHAnsi"/>
-        </w:rPr>
-        <w:t>cpp</w:t>
-      </w:r>
-      <w:proofErr w:type="spellEnd"/>
+      <w:r>
+        <w:rPr>
+          <w:rFonts w:cstheme="minorHAnsi"/>
+        </w:rPr>
+        <w:t>/cpp</w:t>
+      </w:r>
       <w:r>
         <w:rPr>
           <w:rFonts w:cstheme="minorHAnsi" w:hint="cs"/>
@@ -1529,28 +1262,12 @@
           <w:u w:val="single"/>
         </w:rPr>
       </w:pPr>
-      <w:proofErr w:type="spellStart"/>
-      <w:r>
-        <w:rPr>
-          <w:rFonts w:cstheme="minorHAnsi"/>
-        </w:rPr>
-        <w:t>SmartCat.h</w:t>
-      </w:r>
-      <w:proofErr w:type="spellEnd"/>
-      <w:r>
-        <w:rPr>
-          <w:rFonts w:cstheme="minorHAnsi"/>
-        </w:rPr>
-        <w:t>/</w:t>
-      </w:r>
-      <w:proofErr w:type="spellStart"/>
-      <w:r>
-        <w:rPr>
-          <w:rFonts w:cstheme="minorHAnsi"/>
-        </w:rPr>
-        <w:t>cpp</w:t>
-      </w:r>
-      <w:proofErr w:type="spellEnd"/>
+      <w:r>
+        <w:rPr>
+          <w:rFonts w:cstheme="minorHAnsi"/>
+        </w:rPr>
+        <w:t>SmartCat.h/cpp</w:t>
+      </w:r>
       <w:r>
         <w:rPr>
           <w:rFonts w:cstheme="minorHAnsi" w:hint="cs"/>
@@ -1588,28 +1305,12 @@
           <w:u w:val="single"/>
         </w:rPr>
       </w:pPr>
-      <w:proofErr w:type="spellStart"/>
-      <w:r>
-        <w:rPr>
-          <w:rFonts w:cstheme="minorHAnsi"/>
-        </w:rPr>
-        <w:t>StupidCat.h</w:t>
-      </w:r>
-      <w:proofErr w:type="spellEnd"/>
-      <w:r>
-        <w:rPr>
-          <w:rFonts w:cstheme="minorHAnsi"/>
-        </w:rPr>
-        <w:t>/</w:t>
-      </w:r>
-      <w:proofErr w:type="spellStart"/>
-      <w:r>
-        <w:rPr>
-          <w:rFonts w:cstheme="minorHAnsi"/>
-        </w:rPr>
-        <w:t>cpp</w:t>
-      </w:r>
-      <w:proofErr w:type="spellEnd"/>
+      <w:r>
+        <w:rPr>
+          <w:rFonts w:cstheme="minorHAnsi"/>
+        </w:rPr>
+        <w:t>StupidCat.h/cpp</w:t>
+      </w:r>
       <w:r>
         <w:rPr>
           <w:rFonts w:cstheme="minorHAnsi" w:hint="cs"/>
@@ -1650,28 +1351,12 @@
           <w:u w:val="single"/>
         </w:rPr>
       </w:pPr>
-      <w:proofErr w:type="spellStart"/>
-      <w:r>
-        <w:rPr>
-          <w:rFonts w:cstheme="minorHAnsi"/>
-        </w:rPr>
-        <w:t>Cheese.h</w:t>
-      </w:r>
-      <w:proofErr w:type="spellEnd"/>
-      <w:r>
-        <w:rPr>
-          <w:rFonts w:cstheme="minorHAnsi"/>
-        </w:rPr>
-        <w:t>/</w:t>
-      </w:r>
-      <w:proofErr w:type="spellStart"/>
-      <w:r>
-        <w:rPr>
-          <w:rFonts w:cstheme="minorHAnsi"/>
-        </w:rPr>
-        <w:t>cpp</w:t>
-      </w:r>
-      <w:proofErr w:type="spellEnd"/>
+      <w:r>
+        <w:rPr>
+          <w:rFonts w:cstheme="minorHAnsi"/>
+        </w:rPr>
+        <w:t>Cheese.h/cpp</w:t>
+      </w:r>
       <w:r>
         <w:rPr>
           <w:rFonts w:cstheme="minorHAnsi" w:hint="cs"/>
@@ -1719,28 +1404,12 @@
         </w:rPr>
         <w:t>C</w:t>
       </w:r>
-      <w:proofErr w:type="spellStart"/>
-      <w:r>
-        <w:rPr>
-          <w:rFonts w:cstheme="minorHAnsi"/>
-        </w:rPr>
-        <w:t>lock.h</w:t>
-      </w:r>
-      <w:proofErr w:type="spellEnd"/>
-      <w:r>
-        <w:rPr>
-          <w:rFonts w:cstheme="minorHAnsi"/>
-        </w:rPr>
-        <w:t>/</w:t>
-      </w:r>
-      <w:proofErr w:type="spellStart"/>
-      <w:r>
-        <w:rPr>
-          <w:rFonts w:cstheme="minorHAnsi"/>
-        </w:rPr>
-        <w:t>cpp</w:t>
-      </w:r>
-      <w:proofErr w:type="spellEnd"/>
+      <w:r>
+        <w:rPr>
+          <w:rFonts w:cstheme="minorHAnsi"/>
+        </w:rPr>
+        <w:t>lock.h/cpp</w:t>
+      </w:r>
       <w:r>
         <w:rPr>
           <w:rFonts w:cstheme="minorHAnsi" w:hint="cs"/>
@@ -1781,7 +1450,6 @@
           <w:u w:val="single"/>
         </w:rPr>
       </w:pPr>
-      <w:proofErr w:type="spellStart"/>
       <w:r>
         <w:rPr>
           <w:rFonts w:cstheme="minorHAnsi"/>
@@ -1789,21 +1457,12 @@
         <w:lastRenderedPageBreak/>
         <w:t>Controller.h</w:t>
       </w:r>
-      <w:proofErr w:type="spellEnd"/>
-      <w:r>
-        <w:rPr>
-          <w:rFonts w:cstheme="minorHAnsi"/>
-        </w:rPr>
-        <w:t>/</w:t>
-      </w:r>
-      <w:proofErr w:type="spellStart"/>
-      <w:r>
-        <w:rPr>
-          <w:rFonts w:cstheme="minorHAnsi"/>
-        </w:rPr>
-        <w:t>cpp</w:t>
-      </w:r>
-      <w:proofErr w:type="spellEnd"/>
+      <w:r>
+        <w:rPr>
+          <w:rFonts w:cstheme="minorHAnsi"/>
+        </w:rPr>
+        <w:t>/cpp</w:t>
+      </w:r>
       <w:r>
         <w:rPr>
           <w:rFonts w:cstheme="minorHAnsi" w:hint="cs"/>
@@ -1880,7 +1539,6 @@
           <w:u w:val="single"/>
         </w:rPr>
       </w:pPr>
-      <w:proofErr w:type="spellStart"/>
       <w:r>
         <w:rPr>
           <w:rFonts w:cstheme="minorHAnsi" w:hint="cs"/>
@@ -1891,23 +1549,8 @@
         <w:rPr>
           <w:rFonts w:cstheme="minorHAnsi"/>
         </w:rPr>
-        <w:t>oor.h</w:t>
-      </w:r>
-      <w:proofErr w:type="spellEnd"/>
-      <w:r>
-        <w:rPr>
-          <w:rFonts w:cstheme="minorHAnsi"/>
-        </w:rPr>
-        <w:t>/</w:t>
-      </w:r>
-      <w:proofErr w:type="spellStart"/>
-      <w:r>
-        <w:rPr>
-          <w:rFonts w:cstheme="minorHAnsi"/>
-        </w:rPr>
-        <w:t>cpp</w:t>
-      </w:r>
-      <w:proofErr w:type="spellEnd"/>
+        <w:t>oor.h/cpp</w:t>
+      </w:r>
       <w:r>
         <w:rPr>
           <w:rFonts w:cstheme="minorHAnsi" w:hint="cs"/>
@@ -1948,28 +1591,12 @@
           <w:u w:val="single"/>
         </w:rPr>
       </w:pPr>
-      <w:proofErr w:type="spellStart"/>
-      <w:r>
-        <w:rPr>
-          <w:rFonts w:cstheme="minorHAnsi"/>
-        </w:rPr>
-        <w:t>GameObject.h</w:t>
-      </w:r>
-      <w:proofErr w:type="spellEnd"/>
-      <w:r>
-        <w:rPr>
-          <w:rFonts w:cstheme="minorHAnsi"/>
-        </w:rPr>
-        <w:t>/</w:t>
-      </w:r>
-      <w:proofErr w:type="spellStart"/>
-      <w:r>
-        <w:rPr>
-          <w:rFonts w:cstheme="minorHAnsi"/>
-        </w:rPr>
-        <w:t>cpp</w:t>
-      </w:r>
-      <w:proofErr w:type="spellEnd"/>
+      <w:r>
+        <w:rPr>
+          <w:rFonts w:cstheme="minorHAnsi"/>
+        </w:rPr>
+        <w:t>GameObject.h/cpp</w:t>
+      </w:r>
       <w:r>
         <w:rPr>
           <w:rFonts w:cstheme="minorHAnsi" w:hint="cs"/>
@@ -1994,14 +1621,12 @@
         </w:rPr>
         <w:t xml:space="preserve"> מחלקת הבסיס ממנה יורשים האובייקטים הסטטים והזזים במשחק. מכילה את ה</w:t>
       </w:r>
-      <w:proofErr w:type="spellStart"/>
       <w:r>
         <w:rPr>
           <w:rFonts w:cstheme="minorHAnsi"/>
         </w:rPr>
         <w:t>rectangleShape</w:t>
       </w:r>
-      <w:proofErr w:type="spellEnd"/>
       <w:r>
         <w:rPr>
           <w:rFonts w:cstheme="minorHAnsi" w:hint="cs"/>
@@ -2026,28 +1651,12 @@
           <w:u w:val="single"/>
         </w:rPr>
       </w:pPr>
-      <w:proofErr w:type="spellStart"/>
-      <w:r>
-        <w:rPr>
-          <w:rFonts w:cstheme="minorHAnsi"/>
-        </w:rPr>
-        <w:t>HandleResources.h</w:t>
-      </w:r>
-      <w:proofErr w:type="spellEnd"/>
-      <w:r>
-        <w:rPr>
-          <w:rFonts w:cstheme="minorHAnsi"/>
-        </w:rPr>
-        <w:t>/</w:t>
-      </w:r>
-      <w:proofErr w:type="spellStart"/>
-      <w:r>
-        <w:rPr>
-          <w:rFonts w:cstheme="minorHAnsi"/>
-        </w:rPr>
-        <w:t>cpp</w:t>
-      </w:r>
-      <w:proofErr w:type="spellEnd"/>
+      <w:r>
+        <w:rPr>
+          <w:rFonts w:cstheme="minorHAnsi"/>
+        </w:rPr>
+        <w:t>HandleResources.h/cpp</w:t>
+      </w:r>
       <w:r>
         <w:rPr>
           <w:rFonts w:cstheme="minorHAnsi" w:hint="cs"/>
@@ -2086,7 +1695,6 @@
         </w:rPr>
         <w:t>, משמשת לצורך טעינת הטקסטורות, הסאונדים וכו</w:t>
       </w:r>
-      <w:proofErr w:type="gramStart"/>
       <w:r>
         <w:rPr>
           <w:rFonts w:cstheme="minorHAnsi"/>
@@ -2101,7 +1709,6 @@
         </w:rPr>
         <w:t xml:space="preserve"> .</w:t>
       </w:r>
-      <w:proofErr w:type="gramEnd"/>
     </w:p>
     <w:p>
       <w:pPr>
@@ -2118,28 +1725,12 @@
           <w:u w:val="single"/>
         </w:rPr>
       </w:pPr>
-      <w:proofErr w:type="spellStart"/>
-      <w:r>
-        <w:rPr>
-          <w:rFonts w:cstheme="minorHAnsi"/>
-        </w:rPr>
-        <w:t>InfoBar.h</w:t>
-      </w:r>
-      <w:proofErr w:type="spellEnd"/>
-      <w:r>
-        <w:rPr>
-          <w:rFonts w:cstheme="minorHAnsi"/>
-        </w:rPr>
-        <w:t>/</w:t>
-      </w:r>
-      <w:proofErr w:type="spellStart"/>
-      <w:r>
-        <w:rPr>
-          <w:rFonts w:cstheme="minorHAnsi"/>
-        </w:rPr>
-        <w:t>cpp</w:t>
-      </w:r>
-      <w:proofErr w:type="spellEnd"/>
+      <w:r>
+        <w:rPr>
+          <w:rFonts w:cstheme="minorHAnsi"/>
+        </w:rPr>
+        <w:t>InfoBar.h/cpp</w:t>
+      </w:r>
       <w:r>
         <w:rPr>
           <w:rFonts w:cstheme="minorHAnsi" w:hint="cs"/>
@@ -2196,7 +1787,6 @@
           <w:u w:val="single"/>
         </w:rPr>
       </w:pPr>
-      <w:proofErr w:type="spellStart"/>
       <w:r>
         <w:rPr>
           <w:rFonts w:cstheme="minorHAnsi" w:hint="cs"/>
@@ -2215,21 +1805,12 @@
         </w:rPr>
         <w:t>.h</w:t>
       </w:r>
-      <w:proofErr w:type="spellEnd"/>
-      <w:r>
-        <w:rPr>
-          <w:rFonts w:cstheme="minorHAnsi"/>
-        </w:rPr>
-        <w:t>/</w:t>
-      </w:r>
-      <w:proofErr w:type="spellStart"/>
-      <w:r>
-        <w:rPr>
-          <w:rFonts w:cstheme="minorHAnsi"/>
-        </w:rPr>
-        <w:t>cpp</w:t>
-      </w:r>
-      <w:proofErr w:type="spellEnd"/>
+      <w:r>
+        <w:rPr>
+          <w:rFonts w:cstheme="minorHAnsi"/>
+        </w:rPr>
+        <w:t>/cpp</w:t>
+      </w:r>
       <w:r>
         <w:rPr>
           <w:rFonts w:cstheme="minorHAnsi" w:hint="cs"/>
@@ -2348,28 +1929,12 @@
         </w:rPr>
         <w:t>M</w:t>
       </w:r>
-      <w:proofErr w:type="spellStart"/>
-      <w:r>
-        <w:rPr>
-          <w:rFonts w:cstheme="minorHAnsi"/>
-        </w:rPr>
-        <w:t>enu.h</w:t>
-      </w:r>
-      <w:proofErr w:type="spellEnd"/>
-      <w:r>
-        <w:rPr>
-          <w:rFonts w:cstheme="minorHAnsi"/>
-        </w:rPr>
-        <w:t>/</w:t>
-      </w:r>
-      <w:proofErr w:type="spellStart"/>
-      <w:r>
-        <w:rPr>
-          <w:rFonts w:cstheme="minorHAnsi"/>
-        </w:rPr>
-        <w:t>cpp</w:t>
-      </w:r>
-      <w:proofErr w:type="spellEnd"/>
+      <w:r>
+        <w:rPr>
+          <w:rFonts w:cstheme="minorHAnsi"/>
+        </w:rPr>
+        <w:t>enu.h/cpp</w:t>
+      </w:r>
       <w:r>
         <w:rPr>
           <w:rFonts w:cstheme="minorHAnsi" w:hint="cs"/>
@@ -2428,28 +1993,18 @@
           <w:u w:val="single"/>
         </w:rPr>
       </w:pPr>
-      <w:proofErr w:type="spellStart"/>
       <w:r>
         <w:rPr>
           <w:rFonts w:cstheme="minorHAnsi"/>
         </w:rPr>
         <w:t>Mouse.h</w:t>
       </w:r>
-      <w:proofErr w:type="spellEnd"/>
-      <w:r>
-        <w:rPr>
-          <w:rFonts w:cstheme="minorHAnsi"/>
-        </w:rPr>
-        <w:t>/</w:t>
-      </w:r>
-      <w:proofErr w:type="spellStart"/>
-      <w:r>
-        <w:rPr>
-          <w:rFonts w:cstheme="minorHAnsi"/>
-        </w:rPr>
-        <w:t>cpp</w:t>
-      </w:r>
-      <w:proofErr w:type="spellEnd"/>
+      <w:r>
+        <w:rPr>
+          <w:rFonts w:cstheme="minorHAnsi"/>
+        </w:rPr>
+        <w:t>/cpp</w:t>
+      </w:r>
       <w:r>
         <w:rPr>
           <w:rFonts w:cstheme="minorHAnsi" w:hint="cs"/>
@@ -2519,28 +2074,12 @@
           <w:u w:val="single"/>
         </w:rPr>
       </w:pPr>
-      <w:proofErr w:type="spellStart"/>
-      <w:r>
-        <w:rPr>
-          <w:rFonts w:cstheme="minorHAnsi"/>
-        </w:rPr>
-        <w:t>MovingObjects.h</w:t>
-      </w:r>
-      <w:proofErr w:type="spellEnd"/>
-      <w:r>
-        <w:rPr>
-          <w:rFonts w:cstheme="minorHAnsi"/>
-        </w:rPr>
-        <w:t>/</w:t>
-      </w:r>
-      <w:proofErr w:type="spellStart"/>
-      <w:r>
-        <w:rPr>
-          <w:rFonts w:cstheme="minorHAnsi"/>
-        </w:rPr>
-        <w:t>cpp</w:t>
-      </w:r>
-      <w:proofErr w:type="spellEnd"/>
+      <w:r>
+        <w:rPr>
+          <w:rFonts w:cstheme="minorHAnsi"/>
+        </w:rPr>
+        <w:t>MovingObjects.h/cpp</w:t>
+      </w:r>
       <w:r>
         <w:rPr>
           <w:rFonts w:cstheme="minorHAnsi" w:hint="cs"/>
@@ -2578,50 +2117,18 @@
           <w:u w:val="single"/>
         </w:rPr>
       </w:pPr>
-      <w:proofErr w:type="spellStart"/>
-      <w:r>
-        <w:rPr>
-          <w:rFonts w:cstheme="minorHAnsi"/>
-        </w:rPr>
-        <w:t>StaticObjects.h</w:t>
-      </w:r>
-      <w:proofErr w:type="spellEnd"/>
-      <w:r>
-        <w:rPr>
-          <w:rFonts w:cstheme="minorHAnsi"/>
-        </w:rPr>
-        <w:t>/</w:t>
-      </w:r>
-      <w:proofErr w:type="spellStart"/>
-      <w:r>
-        <w:rPr>
-          <w:rFonts w:cstheme="minorHAnsi"/>
-        </w:rPr>
-        <w:t>cpp</w:t>
-      </w:r>
-      <w:proofErr w:type="spellEnd"/>
-      <w:r>
-        <w:rPr>
-          <w:rFonts w:cstheme="minorHAnsi" w:hint="cs"/>
-          <w:rtl/>
-        </w:rPr>
-        <w:t xml:space="preserve">- מחלקה האחראית לתפעול האובייקטים הסטטים במשחק, ממנה יורשים האובייקטים </w:t>
-      </w:r>
-      <w:proofErr w:type="gramStart"/>
-      <w:r>
-        <w:rPr>
-          <w:rFonts w:cstheme="minorHAnsi" w:hint="cs"/>
-          <w:rtl/>
-        </w:rPr>
-        <w:t>הסטטים  במשחק</w:t>
-      </w:r>
-      <w:proofErr w:type="gramEnd"/>
-      <w:r>
-        <w:rPr>
-          <w:rFonts w:cstheme="minorHAnsi" w:hint="cs"/>
-          <w:rtl/>
-        </w:rPr>
-        <w:t>, כמו מתנות, דלת, מפתח, גבינה.</w:t>
+      <w:r>
+        <w:rPr>
+          <w:rFonts w:cstheme="minorHAnsi"/>
+        </w:rPr>
+        <w:t>StaticObjects.h/cpp</w:t>
+      </w:r>
+      <w:r>
+        <w:rPr>
+          <w:rFonts w:cstheme="minorHAnsi" w:hint="cs"/>
+          <w:rtl/>
+        </w:rPr>
+        <w:t>- מחלקה האחראית לתפעול האובייקטים הסטטים במשחק, ממנה יורשים האובייקטים הסטטים  במשחק, כמו מתנות, דלת, מפתח, גבינה.</w:t>
       </w:r>
     </w:p>
     <w:p>
@@ -2646,51 +2153,19 @@
         </w:rPr>
         <w:t xml:space="preserve"> </w:t>
       </w:r>
-      <w:proofErr w:type="spellStart"/>
-      <w:r>
-        <w:rPr>
-          <w:rFonts w:cstheme="minorHAnsi"/>
-        </w:rPr>
-        <w:t>Wall.h</w:t>
-      </w:r>
-      <w:proofErr w:type="spellEnd"/>
-      <w:r>
-        <w:rPr>
-          <w:rFonts w:cstheme="minorHAnsi"/>
-        </w:rPr>
-        <w:t>/</w:t>
-      </w:r>
-      <w:proofErr w:type="spellStart"/>
-      <w:r>
-        <w:rPr>
-          <w:rFonts w:cstheme="minorHAnsi"/>
-        </w:rPr>
-        <w:t>cpp</w:t>
-      </w:r>
-      <w:proofErr w:type="spellEnd"/>
-      <w:r>
-        <w:rPr>
-          <w:rFonts w:cstheme="minorHAnsi" w:hint="cs"/>
-          <w:rtl/>
-          <w:lang w:val="en-GB"/>
-        </w:rPr>
-        <w:t xml:space="preserve">- </w:t>
-      </w:r>
-      <w:r>
-        <w:rPr>
-          <w:rFonts w:cstheme="minorHAnsi" w:hint="cs"/>
-          <w:rtl/>
-          <w:lang w:val="en-GB"/>
-        </w:rPr>
-        <w:t>יורשת ממחלקת אובייקטים סטטים. מכילה את מחלקת ה</w:t>
-      </w:r>
-      <w:r>
-        <w:rPr>
-          <w:rFonts w:cstheme="minorHAnsi" w:hint="cs"/>
-          <w:rtl/>
-          <w:lang w:val="en-GB"/>
-        </w:rPr>
-        <w:t xml:space="preserve">קיר ואת הפונקציות שלה. </w:t>
+      <w:r>
+        <w:rPr>
+          <w:rFonts w:cstheme="minorHAnsi"/>
+        </w:rPr>
+        <w:t>Wall.h/cpp</w:t>
+      </w:r>
+      <w:r>
+        <w:rPr>
+          <w:rFonts w:cstheme="minorHAnsi" w:hint="cs"/>
+          <w:rtl/>
+          <w:lang w:val="en-GB"/>
+        </w:rPr>
+        <w:t xml:space="preserve">- יורשת ממחלקת אובייקטים סטטים. מכילה את מחלקת הקיר ואת הפונקציות שלה. </w:t>
       </w:r>
     </w:p>
     <w:p>
@@ -2890,33 +2365,25 @@
           <w:u w:val="single"/>
           <w:rtl/>
         </w:rPr>
+        <w:t xml:space="preserve"> הטיפש</w:t>
+      </w:r>
+      <w:r>
+        <w:rPr>
+          <w:rFonts w:cstheme="minorHAnsi" w:hint="cs"/>
+          <w:u w:val="single"/>
+          <w:rtl/>
+        </w:rPr>
+        <w:t>:</w:t>
+      </w:r>
+      <w:r>
+        <w:rPr>
+          <w:rFonts w:cstheme="minorHAnsi" w:hint="cs"/>
+          <w:rtl/>
+        </w:rPr>
         <w:t xml:space="preserve"> </w:t>
       </w:r>
       <w:r>
         <w:rPr>
-          <w:rFonts w:cstheme="minorHAnsi" w:hint="cs"/>
-          <w:u w:val="single"/>
-          <w:rtl/>
-        </w:rPr>
-        <w:t>הטיפש</w:t>
-      </w:r>
-      <w:r>
-        <w:rPr>
-          <w:rFonts w:cstheme="minorHAnsi" w:hint="cs"/>
-          <w:u w:val="single"/>
-          <w:rtl/>
-        </w:rPr>
-        <w:t>:</w:t>
-      </w:r>
-      <w:r>
-        <w:rPr>
-          <w:rFonts w:cstheme="minorHAnsi" w:hint="cs"/>
-          <w:rtl/>
-        </w:rPr>
-        <w:t xml:space="preserve"> </w:t>
-      </w:r>
-      <w:r>
-        <w:rPr>
           <w:rFonts w:cstheme="minorHAnsi"/>
         </w:rPr>
         <w:t>movement</w:t>
@@ -2973,14 +2440,12 @@
         </w:rPr>
         <w:t xml:space="preserve">מגריל בעזרת </w:t>
       </w:r>
-      <w:proofErr w:type="spellStart"/>
       <w:r>
         <w:rPr>
           <w:rFonts w:cstheme="minorHAnsi"/>
         </w:rPr>
         <w:t>srand</w:t>
       </w:r>
-      <w:proofErr w:type="spellEnd"/>
       <w:r>
         <w:rPr>
           <w:rFonts w:cstheme="minorHAnsi" w:hint="cs"/>
@@ -3208,7 +2673,7 @@
 </file>
 
 <file path=word/endnotes.xml><?xml version="1.0" encoding="utf-8"?>
-<w:endnotes xmlns:wpc="http://schemas.microsoft.com/office/word/2010/wordprocessingCanvas" xmlns:cx="http://schemas.microsoft.com/office/drawing/2014/chartex" xmlns:cx1="http://schemas.microsoft.com/office/drawing/2015/9/8/chartex" xmlns:cx2="http://schemas.microsoft.com/office/drawing/2015/10/21/chartex" xmlns:cx3="http://schemas.microsoft.com/office/drawing/2016/5/9/chartex" xmlns:cx4="http://schemas.microsoft.com/office/drawing/2016/5/10/chartex" xmlns:cx5="http://schemas.microsoft.com/office/drawing/2016/5/11/chartex" xmlns:cx6="http://schemas.microsoft.com/office/drawing/2016/5/12/chartex" xmlns:cx7="http://schemas.microsoft.com/office/drawing/2016/5/13/chartex" xmlns:cx8="http://schemas.microsoft.com/office/drawing/2016/5/14/chartex" xmlns:mc="http://schemas.openxmlformats.org/markup-compatibility/2006" xmlns:aink="http://schemas.microsoft.com/office/drawing/2016/ink" xmlns:am3d="http://schemas.microsoft.com/office/drawing/2017/model3d" xmlns:o="urn:schemas-microsoft-com:office:office" xmlns:oel="http://schemas.microsoft.com/office/2019/extlst" xmlns:r="http://schemas.openxmlformats.org/officeDocument/2006/relationships" xmlns:m="http://schemas.openxmlformats.org/officeDocument/2006/math" xmlns:v="urn:schemas-microsoft-com:vml" xmlns:wp14="http://schemas.microsoft.com/office/word/2010/wordprocessingDrawing" xmlns:wp="http://schemas.openxmlformats.org/drawingml/2006/wordprocessingDrawing" xmlns:w10="urn:schemas-microsoft-com:office:word" xmlns:w="http://schemas.openxmlformats.org/wordprocessingml/2006/main" xmlns:w14="http://schemas.microsoft.com/office/word/2010/wordml" xmlns:w15="http://schemas.microsoft.com/office/word/2012/wordml" xmlns:w16cex="http://schemas.microsoft.com/office/word/2018/wordml/cex" xmlns:w16cid="http://schemas.microsoft.com/office/word/2016/wordml/cid" xmlns:w16="http://schemas.microsoft.com/office/word/2018/wordml" xmlns:w16sdtdh="http://schemas.microsoft.com/office/word/2020/wordml/sdtdatahash" xmlns:w16se="http://schemas.microsoft.com/office/word/2015/wordml/symex" xmlns:wpg="http://schemas.microsoft.com/office/word/2010/wordprocessingGroup" xmlns:wpi="http://schemas.microsoft.com/office/word/2010/wordprocessingInk" xmlns:wne="http://schemas.microsoft.com/office/word/2006/wordml" xmlns:wps="http://schemas.microsoft.com/office/word/2010/wordprocessingShape" mc:Ignorable="w14 w15 w16se w16cid w16 w16cex w16sdtdh wp14">
+<w:endnotes xmlns:wpc="http://schemas.microsoft.com/office/word/2010/wordprocessingCanvas" xmlns:cx="http://schemas.microsoft.com/office/drawing/2014/chartex" xmlns:cx1="http://schemas.microsoft.com/office/drawing/2015/9/8/chartex" xmlns:cx2="http://schemas.microsoft.com/office/drawing/2015/10/21/chartex" xmlns:cx3="http://schemas.microsoft.com/office/drawing/2016/5/9/chartex" xmlns:cx4="http://schemas.microsoft.com/office/drawing/2016/5/10/chartex" xmlns:cx5="http://schemas.microsoft.com/office/drawing/2016/5/11/chartex" xmlns:cx6="http://schemas.microsoft.com/office/drawing/2016/5/12/chartex" xmlns:cx7="http://schemas.microsoft.com/office/drawing/2016/5/13/chartex" xmlns:cx8="http://schemas.microsoft.com/office/drawing/2016/5/14/chartex" xmlns:mc="http://schemas.openxmlformats.org/markup-compatibility/2006" xmlns:aink="http://schemas.microsoft.com/office/drawing/2016/ink" xmlns:am3d="http://schemas.microsoft.com/office/drawing/2017/model3d" xmlns:o="urn:schemas-microsoft-com:office:office" xmlns:oel="http://schemas.microsoft.com/office/2019/extlst" xmlns:r="http://schemas.openxmlformats.org/officeDocument/2006/relationships" xmlns:m="http://schemas.openxmlformats.org/officeDocument/2006/math" xmlns:v="urn:schemas-microsoft-com:vml" xmlns:wp14="http://schemas.microsoft.com/office/word/2010/wordprocessingDrawing" xmlns:wp="http://schemas.openxmlformats.org/drawingml/2006/wordprocessingDrawing" xmlns:w10="urn:schemas-microsoft-com:office:word" xmlns:w="http://schemas.openxmlformats.org/wordprocessingml/2006/main" xmlns:w14="http://schemas.microsoft.com/office/word/2010/wordml" xmlns:w15="http://schemas.microsoft.com/office/word/2012/wordml" xmlns:w16cex="http://schemas.microsoft.com/office/word/2018/wordml/cex" xmlns:w16cid="http://schemas.microsoft.com/office/word/2016/wordml/cid" xmlns:w16="http://schemas.microsoft.com/office/word/2018/wordml" xmlns:w16du="http://schemas.microsoft.com/office/word/2023/wordml/word16du" xmlns:w16sdtdh="http://schemas.microsoft.com/office/word/2020/wordml/sdtdatahash" xmlns:w16sdtfl="http://schemas.microsoft.com/office/word/2024/wordml/sdtformatlock" xmlns:w16se="http://schemas.microsoft.com/office/word/2015/wordml/symex" xmlns:wpg="http://schemas.microsoft.com/office/word/2010/wordprocessingGroup" xmlns:wpi="http://schemas.microsoft.com/office/word/2010/wordprocessingInk" xmlns:wne="http://schemas.microsoft.com/office/word/2006/wordml" xmlns:wps="http://schemas.microsoft.com/office/word/2010/wordprocessingShape" mc:Ignorable="w14 w15 w16se w16cid w16 w16cex w16sdtdh w16sdtfl w16du wp14">
   <w:endnote w:type="separator" w:id="-1">
     <w:p>
       <w:pPr>
@@ -3233,7 +2698,7 @@
 </file>
 
 <file path=word/footnotes.xml><?xml version="1.0" encoding="utf-8"?>
-<w:footnotes xmlns:wpc="http://schemas.microsoft.com/office/word/2010/wordprocessingCanvas" xmlns:cx="http://schemas.microsoft.com/office/drawing/2014/chartex" xmlns:cx1="http://schemas.microsoft.com/office/drawing/2015/9/8/chartex" xmlns:cx2="http://schemas.microsoft.com/office/drawing/2015/10/21/chartex" xmlns:cx3="http://schemas.microsoft.com/office/drawing/2016/5/9/chartex" xmlns:cx4="http://schemas.microsoft.com/office/drawing/2016/5/10/chartex" xmlns:cx5="http://schemas.microsoft.com/office/drawing/2016/5/11/chartex" xmlns:cx6="http://schemas.microsoft.com/office/drawing/2016/5/12/chartex" xmlns:cx7="http://schemas.microsoft.com/office/drawing/2016/5/13/chartex" xmlns:cx8="http://schemas.microsoft.com/office/drawing/2016/5/14/chartex" xmlns:mc="http://schemas.openxmlformats.org/markup-compatibility/2006" xmlns:aink="http://schemas.microsoft.com/office/drawing/2016/ink" xmlns:am3d="http://schemas.microsoft.com/office/drawing/2017/model3d" xmlns:o="urn:schemas-microsoft-com:office:office" xmlns:oel="http://schemas.microsoft.com/office/2019/extlst" xmlns:r="http://schemas.openxmlformats.org/officeDocument/2006/relationships" xmlns:m="http://schemas.openxmlformats.org/officeDocument/2006/math" xmlns:v="urn:schemas-microsoft-com:vml" xmlns:wp14="http://schemas.microsoft.com/office/word/2010/wordprocessingDrawing" xmlns:wp="http://schemas.openxmlformats.org/drawingml/2006/wordprocessingDrawing" xmlns:w10="urn:schemas-microsoft-com:office:word" xmlns:w="http://schemas.openxmlformats.org/wordprocessingml/2006/main" xmlns:w14="http://schemas.microsoft.com/office/word/2010/wordml" xmlns:w15="http://schemas.microsoft.com/office/word/2012/wordml" xmlns:w16cex="http://schemas.microsoft.com/office/word/2018/wordml/cex" xmlns:w16cid="http://schemas.microsoft.com/office/word/2016/wordml/cid" xmlns:w16="http://schemas.microsoft.com/office/word/2018/wordml" xmlns:w16sdtdh="http://schemas.microsoft.com/office/word/2020/wordml/sdtdatahash" xmlns:w16se="http://schemas.microsoft.com/office/word/2015/wordml/symex" xmlns:wpg="http://schemas.microsoft.com/office/word/2010/wordprocessingGroup" xmlns:wpi="http://schemas.microsoft.com/office/word/2010/wordprocessingInk" xmlns:wne="http://schemas.microsoft.com/office/word/2006/wordml" xmlns:wps="http://schemas.microsoft.com/office/word/2010/wordprocessingShape" mc:Ignorable="w14 w15 w16se w16cid w16 w16cex w16sdtdh wp14">
+<w:footnotes xmlns:wpc="http://schemas.microsoft.com/office/word/2010/wordprocessingCanvas" xmlns:cx="http://schemas.microsoft.com/office/drawing/2014/chartex" xmlns:cx1="http://schemas.microsoft.com/office/drawing/2015/9/8/chartex" xmlns:cx2="http://schemas.microsoft.com/office/drawing/2015/10/21/chartex" xmlns:cx3="http://schemas.microsoft.com/office/drawing/2016/5/9/chartex" xmlns:cx4="http://schemas.microsoft.com/office/drawing/2016/5/10/chartex" xmlns:cx5="http://schemas.microsoft.com/office/drawing/2016/5/11/chartex" xmlns:cx6="http://schemas.microsoft.com/office/drawing/2016/5/12/chartex" xmlns:cx7="http://schemas.microsoft.com/office/drawing/2016/5/13/chartex" xmlns:cx8="http://schemas.microsoft.com/office/drawing/2016/5/14/chartex" xmlns:mc="http://schemas.openxmlformats.org/markup-compatibility/2006" xmlns:aink="http://schemas.microsoft.com/office/drawing/2016/ink" xmlns:am3d="http://schemas.microsoft.com/office/drawing/2017/model3d" xmlns:o="urn:schemas-microsoft-com:office:office" xmlns:oel="http://schemas.microsoft.com/office/2019/extlst" xmlns:r="http://schemas.openxmlformats.org/officeDocument/2006/relationships" xmlns:m="http://schemas.openxmlformats.org/officeDocument/2006/math" xmlns:v="urn:schemas-microsoft-com:vml" xmlns:wp14="http://schemas.microsoft.com/office/word/2010/wordprocessingDrawing" xmlns:wp="http://schemas.openxmlformats.org/drawingml/2006/wordprocessingDrawing" xmlns:w10="urn:schemas-microsoft-com:office:word" xmlns:w="http://schemas.openxmlformats.org/wordprocessingml/2006/main" xmlns:w14="http://schemas.microsoft.com/office/word/2010/wordml" xmlns:w15="http://schemas.microsoft.com/office/word/2012/wordml" xmlns:w16cex="http://schemas.microsoft.com/office/word/2018/wordml/cex" xmlns:w16cid="http://schemas.microsoft.com/office/word/2016/wordml/cid" xmlns:w16="http://schemas.microsoft.com/office/word/2018/wordml" xmlns:w16du="http://schemas.microsoft.com/office/word/2023/wordml/word16du" xmlns:w16sdtdh="http://schemas.microsoft.com/office/word/2020/wordml/sdtdatahash" xmlns:w16sdtfl="http://schemas.microsoft.com/office/word/2024/wordml/sdtformatlock" xmlns:w16se="http://schemas.microsoft.com/office/word/2015/wordml/symex" xmlns:wpg="http://schemas.microsoft.com/office/word/2010/wordprocessingGroup" xmlns:wpi="http://schemas.microsoft.com/office/word/2010/wordprocessingInk" xmlns:wne="http://schemas.microsoft.com/office/word/2006/wordml" xmlns:wps="http://schemas.microsoft.com/office/word/2010/wordprocessingShape" mc:Ignorable="w14 w15 w16se w16cid w16 w16cex w16sdtdh w16sdtfl w16du wp14">
   <w:footnote w:type="separator" w:id="-1">
     <w:p>
       <w:pPr>
@@ -3258,7 +2723,7 @@
 </file>
 
 <file path=word/numbering.xml><?xml version="1.0" encoding="utf-8"?>
-<w:numbering xmlns:wpc="http://schemas.microsoft.com/office/word/2010/wordprocessingCanvas" xmlns:cx="http://schemas.microsoft.com/office/drawing/2014/chartex" xmlns:cx1="http://schemas.microsoft.com/office/drawing/2015/9/8/chartex" xmlns:cx2="http://schemas.microsoft.com/office/drawing/2015/10/21/chartex" xmlns:cx3="http://schemas.microsoft.com/office/drawing/2016/5/9/chartex" xmlns:cx4="http://schemas.microsoft.com/office/drawing/2016/5/10/chartex" xmlns:cx5="http://schemas.microsoft.com/office/drawing/2016/5/11/chartex" xmlns:cx6="http://schemas.microsoft.com/office/drawing/2016/5/12/chartex" xmlns:cx7="http://schemas.microsoft.com/office/drawing/2016/5/13/chartex" xmlns:cx8="http://schemas.microsoft.com/office/drawing/2016/5/14/chartex" xmlns:mc="http://schemas.openxmlformats.org/markup-compatibility/2006" xmlns:aink="http://schemas.microsoft.com/office/drawing/2016/ink" xmlns:am3d="http://schemas.microsoft.com/office/drawing/2017/model3d" xmlns:o="urn:schemas-microsoft-com:office:office" xmlns:oel="http://schemas.microsoft.com/office/2019/extlst" xmlns:r="http://schemas.openxmlformats.org/officeDocument/2006/relationships" xmlns:m="http://schemas.openxmlformats.org/officeDocument/2006/math" xmlns:v="urn:schemas-microsoft-com:vml" xmlns:wp14="http://schemas.microsoft.com/office/word/2010/wordprocessingDrawing" xmlns:wp="http://schemas.openxmlformats.org/drawingml/2006/wordprocessingDrawing" xmlns:w10="urn:schemas-microsoft-com:office:word" xmlns:w="http://schemas.openxmlformats.org/wordprocessingml/2006/main" xmlns:w14="http://schemas.microsoft.com/office/word/2010/wordml" xmlns:w15="http://schemas.microsoft.com/office/word/2012/wordml" xmlns:w16cex="http://schemas.microsoft.com/office/word/2018/wordml/cex" xmlns:w16cid="http://schemas.microsoft.com/office/word/2016/wordml/cid" xmlns:w16="http://schemas.microsoft.com/office/word/2018/wordml" xmlns:w16sdtdh="http://schemas.microsoft.com/office/word/2020/wordml/sdtdatahash" xmlns:w16se="http://schemas.microsoft.com/office/word/2015/wordml/symex" xmlns:wpg="http://schemas.microsoft.com/office/word/2010/wordprocessingGroup" xmlns:wpi="http://schemas.microsoft.com/office/word/2010/wordprocessingInk" xmlns:wne="http://schemas.microsoft.com/office/word/2006/wordml" xmlns:wps="http://schemas.microsoft.com/office/word/2010/wordprocessingShape" mc:Ignorable="w14 w15 w16se w16cid w16 w16cex w16sdtdh wp14">
+<w:numbering xmlns:wpc="http://schemas.microsoft.com/office/word/2010/wordprocessingCanvas" xmlns:cx="http://schemas.microsoft.com/office/drawing/2014/chartex" xmlns:cx1="http://schemas.microsoft.com/office/drawing/2015/9/8/chartex" xmlns:cx2="http://schemas.microsoft.com/office/drawing/2015/10/21/chartex" xmlns:cx3="http://schemas.microsoft.com/office/drawing/2016/5/9/chartex" xmlns:cx4="http://schemas.microsoft.com/office/drawing/2016/5/10/chartex" xmlns:cx5="http://schemas.microsoft.com/office/drawing/2016/5/11/chartex" xmlns:cx6="http://schemas.microsoft.com/office/drawing/2016/5/12/chartex" xmlns:cx7="http://schemas.microsoft.com/office/drawing/2016/5/13/chartex" xmlns:cx8="http://schemas.microsoft.com/office/drawing/2016/5/14/chartex" xmlns:mc="http://schemas.openxmlformats.org/markup-compatibility/2006" xmlns:aink="http://schemas.microsoft.com/office/drawing/2016/ink" xmlns:am3d="http://schemas.microsoft.com/office/drawing/2017/model3d" xmlns:o="urn:schemas-microsoft-com:office:office" xmlns:oel="http://schemas.microsoft.com/office/2019/extlst" xmlns:r="http://schemas.openxmlformats.org/officeDocument/2006/relationships" xmlns:m="http://schemas.openxmlformats.org/officeDocument/2006/math" xmlns:v="urn:schemas-microsoft-com:vml" xmlns:wp14="http://schemas.microsoft.com/office/word/2010/wordprocessingDrawing" xmlns:wp="http://schemas.openxmlformats.org/drawingml/2006/wordprocessingDrawing" xmlns:w10="urn:schemas-microsoft-com:office:word" xmlns:w="http://schemas.openxmlformats.org/wordprocessingml/2006/main" xmlns:w14="http://schemas.microsoft.com/office/word/2010/wordml" xmlns:w15="http://schemas.microsoft.com/office/word/2012/wordml" xmlns:w16cex="http://schemas.microsoft.com/office/word/2018/wordml/cex" xmlns:w16cid="http://schemas.microsoft.com/office/word/2016/wordml/cid" xmlns:w16="http://schemas.microsoft.com/office/word/2018/wordml" xmlns:w16du="http://schemas.microsoft.com/office/word/2023/wordml/word16du" xmlns:w16sdtdh="http://schemas.microsoft.com/office/word/2020/wordml/sdtdatahash" xmlns:w16sdtfl="http://schemas.microsoft.com/office/word/2024/wordml/sdtformatlock" xmlns:w16se="http://schemas.microsoft.com/office/word/2015/wordml/symex" xmlns:wpg="http://schemas.microsoft.com/office/word/2010/wordprocessingGroup" xmlns:wpi="http://schemas.microsoft.com/office/word/2010/wordprocessingInk" xmlns:wne="http://schemas.microsoft.com/office/word/2006/wordml" xmlns:wps="http://schemas.microsoft.com/office/word/2010/wordprocessingShape" mc:Ignorable="w14 w15 w16se w16cid w16 w16cex w16sdtdh w16sdtfl w16du wp14">
   <w:abstractNum w:abstractNumId="0" w15:restartNumberingAfterBreak="0">
     <w:nsid w:val="0E701BAB"/>
     <w:multiLevelType w:val="hybridMultilevel"/>
@@ -4444,7 +3909,7 @@
 </file>
 
 <file path=word/styles.xml><?xml version="1.0" encoding="utf-8"?>
-<w:styles xmlns:mc="http://schemas.openxmlformats.org/markup-compatibility/2006" xmlns:r="http://schemas.openxmlformats.org/officeDocument/2006/relationships" xmlns:w="http://schemas.openxmlformats.org/wordprocessingml/2006/main" xmlns:w14="http://schemas.microsoft.com/office/word/2010/wordml" xmlns:w15="http://schemas.microsoft.com/office/word/2012/wordml" xmlns:w16cex="http://schemas.microsoft.com/office/word/2018/wordml/cex" xmlns:w16cid="http://schemas.microsoft.com/office/word/2016/wordml/cid" xmlns:w16="http://schemas.microsoft.com/office/word/2018/wordml" xmlns:w16sdtdh="http://schemas.microsoft.com/office/word/2020/wordml/sdtdatahash" xmlns:w16se="http://schemas.microsoft.com/office/word/2015/wordml/symex" mc:Ignorable="w14 w15 w16se w16cid w16 w16cex w16sdtdh">
+<w:styles xmlns:mc="http://schemas.openxmlformats.org/markup-compatibility/2006" xmlns:r="http://schemas.openxmlformats.org/officeDocument/2006/relationships" xmlns:w="http://schemas.openxmlformats.org/wordprocessingml/2006/main" xmlns:w14="http://schemas.microsoft.com/office/word/2010/wordml" xmlns:w15="http://schemas.microsoft.com/office/word/2012/wordml" xmlns:w16cex="http://schemas.microsoft.com/office/word/2018/wordml/cex" xmlns:w16cid="http://schemas.microsoft.com/office/word/2016/wordml/cid" xmlns:w16="http://schemas.microsoft.com/office/word/2018/wordml" xmlns:w16du="http://schemas.microsoft.com/office/word/2023/wordml/word16du" xmlns:w16sdtdh="http://schemas.microsoft.com/office/word/2020/wordml/sdtdatahash" xmlns:w16sdtfl="http://schemas.microsoft.com/office/word/2024/wordml/sdtformatlock" xmlns:w16se="http://schemas.microsoft.com/office/word/2015/wordml/symex" mc:Ignorable="w14 w15 w16se w16cid w16 w16cex w16sdtdh w16sdtfl w16du">
   <w:docDefaults>
     <w:rPrDefault>
       <w:rPr>
